--- a/examples/autoencoder/doc/15_autoenc_stacked_ed.docx
+++ b/examples/autoencoder/doc/15_autoenc_stacked_ed.docx
@@ -53,6 +53,45 @@
       </w:pPr>
       <w:r>
         <w:rPr>
+          <w:rStyle w:val="FunctionTok"/>
+        </w:rPr>
+        <w:t xml:space="preserve">source</w:t>
+      </w:r>
+      <w:r>
+        <w:rPr>
+          <w:rStyle w:val="NormalTok"/>
+        </w:rPr>
+        <w:t xml:space="preserve">(</w:t>
+      </w:r>
+      <w:r>
+        <w:rPr>
+          <w:rStyle w:val="FunctionTok"/>
+        </w:rPr>
+        <w:t xml:space="preserve">url</w:t>
+      </w:r>
+      <w:r>
+        <w:rPr>
+          <w:rStyle w:val="NormalTok"/>
+        </w:rPr>
+        <w:t xml:space="preserve">(</w:t>
+      </w:r>
+      <w:r>
+        <w:rPr>
+          <w:rStyle w:val="StringTok"/>
+        </w:rPr>
+        <w:t xml:space="preserve">"https://raw.githubusercontent.com/cefet-rj-dal/daltoolboxdp/main/examples/seed.R"</w:t>
+      </w:r>
+      <w:r>
+        <w:rPr>
+          <w:rStyle w:val="NormalTok"/>
+        </w:rPr>
+        <w:t xml:space="preserve">))</w:t>
+      </w:r>
+      <w:r>
+        <w:br/>
+      </w:r>
+      <w:r>
+        <w:rPr>
           <w:rStyle w:val="CommentTok"/>
         </w:rPr>
         <w:t xml:space="preserve"># Installing example dependencies (if needed)</w:t>
@@ -397,6 +436,21 @@
       </w:r>
       <w:r>
         <w:rPr>
+          <w:rStyle w:val="FunctionTok"/>
+        </w:rPr>
+        <w:t xml:space="preserve">set_example_seed</w:t>
+      </w:r>
+      <w:r>
+        <w:rPr>
+          <w:rStyle w:val="NormalTok"/>
+        </w:rPr>
+        <w:t xml:space="preserve">()</w:t>
+      </w:r>
+      <w:r>
+        <w:br/>
+      </w:r>
+      <w:r>
+        <w:rPr>
           <w:rStyle w:val="NormalTok"/>
         </w:rPr>
         <w:t xml:space="preserve">preproc </w:t>
@@ -778,6 +832,21 @@
           <w:rStyle w:val="CommentTok"/>
         </w:rPr>
         <w:t xml:space="preserve"># Training the model</w:t>
+      </w:r>
+      <w:r>
+        <w:br/>
+      </w:r>
+      <w:r>
+        <w:rPr>
+          <w:rStyle w:val="FunctionTok"/>
+        </w:rPr>
+        <w:t xml:space="preserve">set_example_seed</w:t>
+      </w:r>
+      <w:r>
+        <w:rPr>
+          <w:rStyle w:val="NormalTok"/>
+        </w:rPr>
+        <w:t xml:space="preserve">()</w:t>
       </w:r>
       <w:r>
         <w:br/>
@@ -1526,7 +1595,7 @@
               <a:graphicData uri="http://schemas.openxmlformats.org/drawingml/2006/picture">
                 <pic:pic>
                   <pic:nvPicPr>
-                    <pic:cNvPr descr="/home/gpca/daltoolboxdp/examples/autoencoder/doc/15_autoenc_stacked_ed_files/71e786dc648ce59d85497bb1eed60a793a20f512.png" id="11" name="Picture"/>
+                    <pic:cNvPr descr="/home/gpca/daltoolboxdp/examples/autoencoder/doc/15_autoenc_stacked_ed_files/c7a1bf7501424d1dca729ee12868d2ded60eaef9.png" id="11" name="Picture"/>
                     <pic:cNvPicPr>
                       <a:picLocks noChangeArrowheads="1" noChangeAspect="1"/>
                     </pic:cNvPicPr>
@@ -1750,52 +1819,52 @@
         <w:rPr>
           <w:rStyle w:val="VerbatimChar"/>
         </w:rPr>
-        <w:t xml:space="preserve">## [1,] 0.8353618 0.8816867 0.8835670 0.8822271 0.8493868</w:t>
-      </w:r>
-      <w:r>
-        <w:br/>
-      </w:r>
-      <w:r>
-        <w:rPr>
-          <w:rStyle w:val="VerbatimChar"/>
-        </w:rPr>
-        <w:t xml:space="preserve">## [2,] 0.8756087 0.9345643 0.9354339 0.9280358 0.8876607</w:t>
-      </w:r>
-      <w:r>
-        <w:br/>
-      </w:r>
-      <w:r>
-        <w:rPr>
-          <w:rStyle w:val="VerbatimChar"/>
-        </w:rPr>
-        <w:t xml:space="preserve">## [3,] 0.8974265 0.9633040 0.9636053 0.9529268 0.9084544</w:t>
-      </w:r>
-      <w:r>
-        <w:br/>
-      </w:r>
-      <w:r>
-        <w:rPr>
-          <w:rStyle w:val="VerbatimChar"/>
-        </w:rPr>
-        <w:t xml:space="preserve">## [4,] 0.8997677 0.9665940 0.9667637 0.9557285 0.9108456</w:t>
-      </w:r>
-      <w:r>
-        <w:br/>
-      </w:r>
-      <w:r>
-        <w:rPr>
-          <w:rStyle w:val="VerbatimChar"/>
-        </w:rPr>
-        <w:t xml:space="preserve">## [5,] 0.8827206 0.9438823 0.9445820 0.9361251 0.8943923</w:t>
-      </w:r>
-      <w:r>
-        <w:br/>
-      </w:r>
-      <w:r>
-        <w:rPr>
-          <w:rStyle w:val="VerbatimChar"/>
-        </w:rPr>
-        <w:t xml:space="preserve">## [6,] 0.8461606 0.8958640 0.8974721 0.8945175 0.8596424</w:t>
+        <w:t xml:space="preserve">## [1,] 0.8598589 0.8638104 0.8994235 0.9100981 0.8920855</w:t>
+      </w:r>
+      <w:r>
+        <w:br/>
+      </w:r>
+      <w:r>
+        <w:rPr>
+          <w:rStyle w:val="VerbatimChar"/>
+        </w:rPr>
+        <w:t xml:space="preserve">## [2,] 0.9027163 0.8945441 0.9446789 0.9557024 0.9336347</w:t>
+      </w:r>
+      <w:r>
+        <w:br/>
+      </w:r>
+      <w:r>
+        <w:rPr>
+          <w:rStyle w:val="VerbatimChar"/>
+        </w:rPr>
+        <w:t xml:space="preserve">## [3,] 0.9222773 0.9079520 0.9645247 0.9766768 0.9519387</w:t>
+      </w:r>
+      <w:r>
+        <w:br/>
+      </w:r>
+      <w:r>
+        <w:rPr>
+          <w:rStyle w:val="VerbatimChar"/>
+        </w:rPr>
+        <w:t xml:space="preserve">## [4,] 0.9217167 0.9075681 0.9639575 0.9760751 0.9514167</w:t>
+      </w:r>
+      <w:r>
+        <w:br/>
+      </w:r>
+      <w:r>
+        <w:rPr>
+          <w:rStyle w:val="VerbatimChar"/>
+        </w:rPr>
+        <w:t xml:space="preserve">## [5,] 0.9022981 0.8942573 0.9442539 0.9552545 0.9332423</w:t>
+      </w:r>
+      <w:r>
+        <w:br/>
+      </w:r>
+      <w:r>
+        <w:rPr>
+          <w:rStyle w:val="VerbatimChar"/>
+        </w:rPr>
+        <w:t xml:space="preserve">## [6,] 0.8582255 0.8626094 0.8976598 0.9083683 0.8904704</w:t>
       </w:r>
     </w:p>
     <w:p>
@@ -2240,43 +2309,43 @@
         <w:rPr>
           <w:rStyle w:val="VerbatimChar"/>
         </w:rPr>
-        <w:t xml:space="preserve">## [1] "t4 R2 test: 0.36949942457537 MAPE: 0.145905001353351"</w:t>
-      </w:r>
-      <w:r>
-        <w:br/>
-      </w:r>
-      <w:r>
-        <w:rPr>
-          <w:rStyle w:val="VerbatimChar"/>
-        </w:rPr>
-        <w:t xml:space="preserve">## [1] "t3 R2 test: 0.918823687448993 MAPE: 0.080172977507742"</w:t>
-      </w:r>
-      <w:r>
-        <w:br/>
-      </w:r>
-      <w:r>
-        <w:rPr>
-          <w:rStyle w:val="VerbatimChar"/>
-        </w:rPr>
-        <w:t xml:space="preserve">## [1] "t2 R2 test: 0.993215402498447 MAPE: 0.025286554201256"</w:t>
-      </w:r>
-      <w:r>
-        <w:br/>
-      </w:r>
-      <w:r>
-        <w:rPr>
-          <w:rStyle w:val="VerbatimChar"/>
-        </w:rPr>
-        <w:t xml:space="preserve">## [1] "t1 R2 test: 0.921824107590957 MAPE: 0.161473570581195"</w:t>
-      </w:r>
-      <w:r>
-        <w:br/>
-      </w:r>
-      <w:r>
-        <w:rPr>
-          <w:rStyle w:val="VerbatimChar"/>
-        </w:rPr>
-        <w:t xml:space="preserve">## [1] "t0 R2 test: 0.844361711581525 MAPE: 0.382843877844999"</w:t>
+        <w:t xml:space="preserve">## [1] "t4 R2 test: 0.354316081669464 MAPE: 0.16866626918599"</w:t>
+      </w:r>
+      <w:r>
+        <w:br/>
+      </w:r>
+      <w:r>
+        <w:rPr>
+          <w:rStyle w:val="VerbatimChar"/>
+        </w:rPr>
+        <w:t xml:space="preserve">## [1] "t3 R2 test: 0.90394541088751 MAPE: 0.0896876745587903"</w:t>
+      </w:r>
+      <w:r>
+        <w:br/>
+      </w:r>
+      <w:r>
+        <w:rPr>
+          <w:rStyle w:val="VerbatimChar"/>
+        </w:rPr>
+        <w:t xml:space="preserve">## [1] "t2 R2 test: 0.988035889361302 MAPE: 0.0260720282684553"</w:t>
+      </w:r>
+      <w:r>
+        <w:br/>
+      </w:r>
+      <w:r>
+        <w:rPr>
+          <w:rStyle w:val="VerbatimChar"/>
+        </w:rPr>
+        <w:t xml:space="preserve">## [1] "t1 R2 test: 0.929155090416577 MAPE: 0.135716317400846"</w:t>
+      </w:r>
+      <w:r>
+        <w:br/>
+      </w:r>
+      <w:r>
+        <w:rPr>
+          <w:rStyle w:val="VerbatimChar"/>
+        </w:rPr>
+        <w:t xml:space="preserve">## [1] "t0 R2 test: 0.852420349562958 MAPE: 0.316112987685454"</w:t>
       </w:r>
     </w:p>
     <w:p>
@@ -2364,7 +2433,7 @@
         <w:rPr>
           <w:rStyle w:val="VerbatimChar"/>
         </w:rPr>
-        <w:t xml:space="preserve">## [1] "Means R2 test: 0.809544866739058 MAPE: 0.159136396297709"</w:t>
+        <w:t xml:space="preserve">## [1] "Means R2 test: 0.805574564379562 MAPE: 0.147251055419907"</w:t>
       </w:r>
     </w:p>
     <w:p>

--- a/examples/autoencoder/doc/15_autoenc_stacked_ed.docx
+++ b/examples/autoencoder/doc/15_autoenc_stacked_ed.docx
@@ -1595,7 +1595,7 @@
               <a:graphicData uri="http://schemas.openxmlformats.org/drawingml/2006/picture">
                 <pic:pic>
                   <pic:nvPicPr>
-                    <pic:cNvPr descr="/home/gpca/daltoolboxdp/examples/autoencoder/doc/15_autoenc_stacked_ed_files/c7a1bf7501424d1dca729ee12868d2ded60eaef9.png" id="11" name="Picture"/>
+                    <pic:cNvPr descr="C:\Git\dal\daltoolboxdp\examples\autoencoder\doc\15_autoenc_stacked_ed_files/6e267e798d48d9dcfd3413816a71817c92e25fa0.png" id="11" name="Picture"/>
                     <pic:cNvPicPr>
                       <a:picLocks noChangeArrowheads="1" noChangeAspect="1"/>
                     </pic:cNvPicPr>
@@ -1819,52 +1819,52 @@
         <w:rPr>
           <w:rStyle w:val="VerbatimChar"/>
         </w:rPr>
-        <w:t xml:space="preserve">## [1,] 0.8598589 0.8638104 0.8994235 0.9100981 0.8920855</w:t>
-      </w:r>
-      <w:r>
-        <w:br/>
-      </w:r>
-      <w:r>
-        <w:rPr>
-          <w:rStyle w:val="VerbatimChar"/>
-        </w:rPr>
-        <w:t xml:space="preserve">## [2,] 0.9027163 0.8945441 0.9446789 0.9557024 0.9336347</w:t>
-      </w:r>
-      <w:r>
-        <w:br/>
-      </w:r>
-      <w:r>
-        <w:rPr>
-          <w:rStyle w:val="VerbatimChar"/>
-        </w:rPr>
-        <w:t xml:space="preserve">## [3,] 0.9222773 0.9079520 0.9645247 0.9766768 0.9519387</w:t>
-      </w:r>
-      <w:r>
-        <w:br/>
-      </w:r>
-      <w:r>
-        <w:rPr>
-          <w:rStyle w:val="VerbatimChar"/>
-        </w:rPr>
-        <w:t xml:space="preserve">## [4,] 0.9217167 0.9075681 0.9639575 0.9760751 0.9514167</w:t>
-      </w:r>
-      <w:r>
-        <w:br/>
-      </w:r>
-      <w:r>
-        <w:rPr>
-          <w:rStyle w:val="VerbatimChar"/>
-        </w:rPr>
-        <w:t xml:space="preserve">## [5,] 0.9022981 0.8942573 0.9442539 0.9552545 0.9332423</w:t>
-      </w:r>
-      <w:r>
-        <w:br/>
-      </w:r>
-      <w:r>
-        <w:rPr>
-          <w:rStyle w:val="VerbatimChar"/>
-        </w:rPr>
-        <w:t xml:space="preserve">## [6,] 0.8582255 0.8626094 0.8976598 0.9083683 0.8904704</w:t>
+        <w:t xml:space="preserve">## [1,] 0.8598589 0.8638104 0.8994234 0.9100981 0.8920853</w:t>
+      </w:r>
+      <w:r>
+        <w:br/>
+      </w:r>
+      <w:r>
+        <w:rPr>
+          <w:rStyle w:val="VerbatimChar"/>
+        </w:rPr>
+        <w:t xml:space="preserve">## [2,] 0.9027164 0.8945442 0.9446790 0.9557024 0.9336348</w:t>
+      </w:r>
+      <w:r>
+        <w:br/>
+      </w:r>
+      <w:r>
+        <w:rPr>
+          <w:rStyle w:val="VerbatimChar"/>
+        </w:rPr>
+        <w:t xml:space="preserve">## [3,] 0.9222772 0.9079518 0.9645248 0.9766769 0.9519389</w:t>
+      </w:r>
+      <w:r>
+        <w:br/>
+      </w:r>
+      <w:r>
+        <w:rPr>
+          <w:rStyle w:val="VerbatimChar"/>
+        </w:rPr>
+        <w:t xml:space="preserve">## [4,] 0.9217167 0.9075680 0.9639574 0.9760751 0.9514166</w:t>
+      </w:r>
+      <w:r>
+        <w:br/>
+      </w:r>
+      <w:r>
+        <w:rPr>
+          <w:rStyle w:val="VerbatimChar"/>
+        </w:rPr>
+        <w:t xml:space="preserve">## [5,] 0.9022978 0.8942572 0.9442536 0.9552541 0.9332421</w:t>
+      </w:r>
+      <w:r>
+        <w:br/>
+      </w:r>
+      <w:r>
+        <w:rPr>
+          <w:rStyle w:val="VerbatimChar"/>
+        </w:rPr>
+        <w:t xml:space="preserve">## [6,] 0.8582255 0.8626094 0.8976600 0.9083684 0.8904703</w:t>
       </w:r>
     </w:p>
     <w:p>
@@ -2309,43 +2309,43 @@
         <w:rPr>
           <w:rStyle w:val="VerbatimChar"/>
         </w:rPr>
-        <w:t xml:space="preserve">## [1] "t4 R2 test: 0.354316081669464 MAPE: 0.16866626918599"</w:t>
-      </w:r>
-      <w:r>
-        <w:br/>
-      </w:r>
-      <w:r>
-        <w:rPr>
-          <w:rStyle w:val="VerbatimChar"/>
-        </w:rPr>
-        <w:t xml:space="preserve">## [1] "t3 R2 test: 0.90394541088751 MAPE: 0.0896876745587903"</w:t>
-      </w:r>
-      <w:r>
-        <w:br/>
-      </w:r>
-      <w:r>
-        <w:rPr>
-          <w:rStyle w:val="VerbatimChar"/>
-        </w:rPr>
-        <w:t xml:space="preserve">## [1] "t2 R2 test: 0.988035889361302 MAPE: 0.0260720282684553"</w:t>
-      </w:r>
-      <w:r>
-        <w:br/>
-      </w:r>
-      <w:r>
-        <w:rPr>
-          <w:rStyle w:val="VerbatimChar"/>
-        </w:rPr>
-        <w:t xml:space="preserve">## [1] "t1 R2 test: 0.929155090416577 MAPE: 0.135716317400846"</w:t>
-      </w:r>
-      <w:r>
-        <w:br/>
-      </w:r>
-      <w:r>
-        <w:rPr>
-          <w:rStyle w:val="VerbatimChar"/>
-        </w:rPr>
-        <w:t xml:space="preserve">## [1] "t0 R2 test: 0.852420349562958 MAPE: 0.316112987685454"</w:t>
+        <w:t xml:space="preserve">## [1] "t4 R2 test: 0.354315876701416 MAPE: 0.168666304910626"</w:t>
+      </w:r>
+      <w:r>
+        <w:br/>
+      </w:r>
+      <w:r>
+        <w:rPr>
+          <w:rStyle w:val="VerbatimChar"/>
+        </w:rPr>
+        <w:t xml:space="preserve">## [1] "t3 R2 test: 0.903945236166432 MAPE: 0.0896876577370803"</w:t>
+      </w:r>
+      <w:r>
+        <w:br/>
+      </w:r>
+      <w:r>
+        <w:rPr>
+          <w:rStyle w:val="VerbatimChar"/>
+        </w:rPr>
+        <w:t xml:space="preserve">## [1] "t2 R2 test: 0.988035864699678 MAPE: 0.0260720839864609"</w:t>
+      </w:r>
+      <w:r>
+        <w:br/>
+      </w:r>
+      <w:r>
+        <w:rPr>
+          <w:rStyle w:val="VerbatimChar"/>
+        </w:rPr>
+        <w:t xml:space="preserve">## [1] "t1 R2 test: 0.929155133823454 MAPE: 0.135716269461683"</w:t>
+      </w:r>
+      <w:r>
+        <w:br/>
+      </w:r>
+      <w:r>
+        <w:rPr>
+          <w:rStyle w:val="VerbatimChar"/>
+        </w:rPr>
+        <w:t xml:space="preserve">## [1] "t0 R2 test: 0.85242029175902 MAPE: 0.316113048967128"</w:t>
       </w:r>
     </w:p>
     <w:p>
@@ -2433,7 +2433,7 @@
         <w:rPr>
           <w:rStyle w:val="VerbatimChar"/>
         </w:rPr>
-        <w:t xml:space="preserve">## [1] "Means R2 test: 0.805574564379562 MAPE: 0.147251055419907"</w:t>
+        <w:t xml:space="preserve">## [1] "Means R2 test: 0.80557448063 MAPE: 0.147251073012596"</w:t>
       </w:r>
     </w:p>
     <w:p>

--- a/examples/autoencoder/doc/15_autoenc_stacked_ed.docx
+++ b/examples/autoencoder/doc/15_autoenc_stacked_ed.docx
@@ -1595,7 +1595,7 @@
               <a:graphicData uri="http://schemas.openxmlformats.org/drawingml/2006/picture">
                 <pic:pic>
                   <pic:nvPicPr>
-                    <pic:cNvPr descr="C:\Git\dal\daltoolboxdp\examples\autoencoder\doc\15_autoenc_stacked_ed_files/6e267e798d48d9dcfd3413816a71817c92e25fa0.png" id="11" name="Picture"/>
+                    <pic:cNvPr descr="/home/gpca/daltoolboxdp/examples/autoencoder/doc/15_autoenc_stacked_ed_files/c7a1bf7501424d1dca729ee12868d2ded60eaef9.png" id="11" name="Picture"/>
                     <pic:cNvPicPr>
                       <a:picLocks noChangeArrowheads="1" noChangeAspect="1"/>
                     </pic:cNvPicPr>
@@ -1819,52 +1819,52 @@
         <w:rPr>
           <w:rStyle w:val="VerbatimChar"/>
         </w:rPr>
-        <w:t xml:space="preserve">## [1,] 0.8598589 0.8638104 0.8994234 0.9100981 0.8920853</w:t>
-      </w:r>
-      <w:r>
-        <w:br/>
-      </w:r>
-      <w:r>
-        <w:rPr>
-          <w:rStyle w:val="VerbatimChar"/>
-        </w:rPr>
-        <w:t xml:space="preserve">## [2,] 0.9027164 0.8945442 0.9446790 0.9557024 0.9336348</w:t>
-      </w:r>
-      <w:r>
-        <w:br/>
-      </w:r>
-      <w:r>
-        <w:rPr>
-          <w:rStyle w:val="VerbatimChar"/>
-        </w:rPr>
-        <w:t xml:space="preserve">## [3,] 0.9222772 0.9079518 0.9645248 0.9766769 0.9519389</w:t>
-      </w:r>
-      <w:r>
-        <w:br/>
-      </w:r>
-      <w:r>
-        <w:rPr>
-          <w:rStyle w:val="VerbatimChar"/>
-        </w:rPr>
-        <w:t xml:space="preserve">## [4,] 0.9217167 0.9075680 0.9639574 0.9760751 0.9514166</w:t>
-      </w:r>
-      <w:r>
-        <w:br/>
-      </w:r>
-      <w:r>
-        <w:rPr>
-          <w:rStyle w:val="VerbatimChar"/>
-        </w:rPr>
-        <w:t xml:space="preserve">## [5,] 0.9022978 0.8942572 0.9442536 0.9552541 0.9332421</w:t>
-      </w:r>
-      <w:r>
-        <w:br/>
-      </w:r>
-      <w:r>
-        <w:rPr>
-          <w:rStyle w:val="VerbatimChar"/>
-        </w:rPr>
-        <w:t xml:space="preserve">## [6,] 0.8582255 0.8626094 0.8976600 0.9083684 0.8904703</w:t>
+        <w:t xml:space="preserve">## [1,] 0.8598589 0.8638104 0.8994235 0.9100981 0.8920855</w:t>
+      </w:r>
+      <w:r>
+        <w:br/>
+      </w:r>
+      <w:r>
+        <w:rPr>
+          <w:rStyle w:val="VerbatimChar"/>
+        </w:rPr>
+        <w:t xml:space="preserve">## [2,] 0.9027163 0.8945441 0.9446789 0.9557024 0.9336347</w:t>
+      </w:r>
+      <w:r>
+        <w:br/>
+      </w:r>
+      <w:r>
+        <w:rPr>
+          <w:rStyle w:val="VerbatimChar"/>
+        </w:rPr>
+        <w:t xml:space="preserve">## [3,] 0.9222773 0.9079520 0.9645247 0.9766768 0.9519387</w:t>
+      </w:r>
+      <w:r>
+        <w:br/>
+      </w:r>
+      <w:r>
+        <w:rPr>
+          <w:rStyle w:val="VerbatimChar"/>
+        </w:rPr>
+        <w:t xml:space="preserve">## [4,] 0.9217167 0.9075681 0.9639575 0.9760751 0.9514167</w:t>
+      </w:r>
+      <w:r>
+        <w:br/>
+      </w:r>
+      <w:r>
+        <w:rPr>
+          <w:rStyle w:val="VerbatimChar"/>
+        </w:rPr>
+        <w:t xml:space="preserve">## [5,] 0.9022981 0.8942573 0.9442539 0.9552545 0.9332423</w:t>
+      </w:r>
+      <w:r>
+        <w:br/>
+      </w:r>
+      <w:r>
+        <w:rPr>
+          <w:rStyle w:val="VerbatimChar"/>
+        </w:rPr>
+        <w:t xml:space="preserve">## [6,] 0.8582255 0.8626094 0.8976598 0.9083683 0.8904704</w:t>
       </w:r>
     </w:p>
     <w:p>
@@ -2309,43 +2309,43 @@
         <w:rPr>
           <w:rStyle w:val="VerbatimChar"/>
         </w:rPr>
-        <w:t xml:space="preserve">## [1] "t4 R2 test: 0.354315876701416 MAPE: 0.168666304910626"</w:t>
-      </w:r>
-      <w:r>
-        <w:br/>
-      </w:r>
-      <w:r>
-        <w:rPr>
-          <w:rStyle w:val="VerbatimChar"/>
-        </w:rPr>
-        <w:t xml:space="preserve">## [1] "t3 R2 test: 0.903945236166432 MAPE: 0.0896876577370803"</w:t>
-      </w:r>
-      <w:r>
-        <w:br/>
-      </w:r>
-      <w:r>
-        <w:rPr>
-          <w:rStyle w:val="VerbatimChar"/>
-        </w:rPr>
-        <w:t xml:space="preserve">## [1] "t2 R2 test: 0.988035864699678 MAPE: 0.0260720839864609"</w:t>
-      </w:r>
-      <w:r>
-        <w:br/>
-      </w:r>
-      <w:r>
-        <w:rPr>
-          <w:rStyle w:val="VerbatimChar"/>
-        </w:rPr>
-        <w:t xml:space="preserve">## [1] "t1 R2 test: 0.929155133823454 MAPE: 0.135716269461683"</w:t>
-      </w:r>
-      <w:r>
-        <w:br/>
-      </w:r>
-      <w:r>
-        <w:rPr>
-          <w:rStyle w:val="VerbatimChar"/>
-        </w:rPr>
-        <w:t xml:space="preserve">## [1] "t0 R2 test: 0.85242029175902 MAPE: 0.316113048967128"</w:t>
+        <w:t xml:space="preserve">## [1] "t4 R2 test: 0.354316081669464 MAPE: 0.16866626918599"</w:t>
+      </w:r>
+      <w:r>
+        <w:br/>
+      </w:r>
+      <w:r>
+        <w:rPr>
+          <w:rStyle w:val="VerbatimChar"/>
+        </w:rPr>
+        <w:t xml:space="preserve">## [1] "t3 R2 test: 0.90394541088751 MAPE: 0.0896876745587903"</w:t>
+      </w:r>
+      <w:r>
+        <w:br/>
+      </w:r>
+      <w:r>
+        <w:rPr>
+          <w:rStyle w:val="VerbatimChar"/>
+        </w:rPr>
+        <w:t xml:space="preserve">## [1] "t2 R2 test: 0.988035889361302 MAPE: 0.0260720282684553"</w:t>
+      </w:r>
+      <w:r>
+        <w:br/>
+      </w:r>
+      <w:r>
+        <w:rPr>
+          <w:rStyle w:val="VerbatimChar"/>
+        </w:rPr>
+        <w:t xml:space="preserve">## [1] "t1 R2 test: 0.929155090416577 MAPE: 0.135716317400846"</w:t>
+      </w:r>
+      <w:r>
+        <w:br/>
+      </w:r>
+      <w:r>
+        <w:rPr>
+          <w:rStyle w:val="VerbatimChar"/>
+        </w:rPr>
+        <w:t xml:space="preserve">## [1] "t0 R2 test: 0.852420349562958 MAPE: 0.316112987685454"</w:t>
       </w:r>
     </w:p>
     <w:p>
@@ -2433,7 +2433,7 @@
         <w:rPr>
           <w:rStyle w:val="VerbatimChar"/>
         </w:rPr>
-        <w:t xml:space="preserve">## [1] "Means R2 test: 0.80557448063 MAPE: 0.147251073012596"</w:t>
+        <w:t xml:space="preserve">## [1] "Means R2 test: 0.805574564379562 MAPE: 0.147251055419907"</w:t>
       </w:r>
     </w:p>
     <w:p>
